--- a/downloads/teacher/05 Materials/Unit 07/Slides/Slides 07.02 - Build Your Resume.docx
+++ b/downloads/teacher/05 Materials/Unit 07/Slides/Slides 07.02 - Build Your Resume.docx
@@ -17,7 +17,7 @@
         <w:pStyle w:val="FirstParagraph"/>
       </w:pPr>
       <w:r>
-        <w:t xml:space="preserve">Slide outline for Lesson 7.2. Ten slides, one day. Slides 4, 5, and 8 stay up during the drafting block; the room needs the structure visible for fourteen minutes while the teacher is in conferences and cannot answer questions.</w:t>
+        <w:t xml:space="preserve">Slide outline for Lesson 7.2. Ten slides, one day. Slides 5, 6, and 8 stay up during the drafting block; the room needs the structure visible for fourteen minutes while the teacher is in conferences and cannot answer questions.</w:t>
       </w:r>
     </w:p>
     <w:p>
